--- a/Lab 1/Lab #1.docx
+++ b/Lab 1/Lab #1.docx
@@ -579,498 +579,450 @@
           <w:szCs w:val="28"/>
           <w:lang w:val="uk-UA"/>
         </w:rPr>
-        <w:t>здійснити проведення налаштування робочого середовища для подальшого виконання лабораторних робі</w:t>
-      </w:r>
-      <w:proofErr w:type="gramStart"/>
-      <w:r>
-        <w:rPr>
-          <w:rFonts w:ascii="Times New Roman" w:hAnsi="Times New Roman"/>
+        <w:t>здійснити проведення налаштування робочого середовища для подальшого виконання лабораторних робіт.</w:t>
+      </w:r>
+    </w:p>
+    <w:p>
+      <w:pPr>
+        <w:spacing w:after="0" w:line="360" w:lineRule="auto"/>
+        <w:ind w:firstLine="708"/>
+        <w:jc w:val="both"/>
+        <w:rPr>
+          <w:rFonts w:ascii="Times New Roman" w:hAnsi="Times New Roman"/>
+          <w:b/>
+          <w:bCs/>
           <w:sz w:val="28"/>
           <w:szCs w:val="28"/>
           <w:lang w:val="uk-UA"/>
         </w:rPr>
-        <w:t>т</w:t>
-      </w:r>
-      <w:proofErr w:type="gramEnd"/>
-      <w:r>
-        <w:rPr>
-          <w:rFonts w:ascii="Times New Roman" w:hAnsi="Times New Roman"/>
+      </w:pPr>
+      <w:r>
+        <w:rPr>
+          <w:rFonts w:ascii="Times New Roman" w:hAnsi="Times New Roman"/>
+          <w:b/>
+          <w:bCs/>
           <w:sz w:val="28"/>
           <w:szCs w:val="28"/>
           <w:lang w:val="uk-UA"/>
         </w:rPr>
+        <w:t>Короткі теоретичні відомості:</w:t>
+      </w:r>
+    </w:p>
+    <w:p>
+      <w:pPr>
+        <w:spacing w:after="0" w:line="360" w:lineRule="auto"/>
+        <w:ind w:firstLine="709"/>
+        <w:jc w:val="both"/>
+        <w:rPr>
+          <w:rFonts w:ascii="Times New Roman" w:hAnsi="Times New Roman"/>
+          <w:sz w:val="28"/>
+          <w:szCs w:val="28"/>
+        </w:rPr>
+      </w:pPr>
+      <w:proofErr w:type="spellStart"/>
+      <w:r>
+        <w:rPr>
+          <w:rFonts w:ascii="Times New Roman" w:hAnsi="Times New Roman"/>
+          <w:sz w:val="28"/>
+          <w:szCs w:val="28"/>
+        </w:rPr>
+        <w:t>Робоче</w:t>
+      </w:r>
+      <w:proofErr w:type="spellEnd"/>
+      <w:r>
+        <w:rPr>
+          <w:rFonts w:ascii="Times New Roman" w:hAnsi="Times New Roman"/>
+          <w:sz w:val="28"/>
+          <w:szCs w:val="28"/>
+        </w:rPr>
+        <w:t xml:space="preserve"> </w:t>
+      </w:r>
+      <w:proofErr w:type="spellStart"/>
+      <w:r>
+        <w:rPr>
+          <w:rFonts w:ascii="Times New Roman" w:hAnsi="Times New Roman"/>
+          <w:sz w:val="28"/>
+          <w:szCs w:val="28"/>
+        </w:rPr>
+        <w:t>середовище</w:t>
+      </w:r>
+      <w:proofErr w:type="spellEnd"/>
+      <w:r>
+        <w:rPr>
+          <w:rFonts w:ascii="Times New Roman" w:hAnsi="Times New Roman"/>
+          <w:sz w:val="28"/>
+          <w:szCs w:val="28"/>
+        </w:rPr>
+        <w:t xml:space="preserve"> </w:t>
+      </w:r>
+      <w:proofErr w:type="spellStart"/>
+      <w:r>
+        <w:rPr>
+          <w:rFonts w:ascii="Times New Roman" w:hAnsi="Times New Roman"/>
+          <w:sz w:val="28"/>
+          <w:szCs w:val="28"/>
+        </w:rPr>
+        <w:t>розробника</w:t>
+      </w:r>
+      <w:proofErr w:type="spellEnd"/>
+      <w:r>
+        <w:rPr>
+          <w:rFonts w:ascii="Times New Roman" w:hAnsi="Times New Roman"/>
+          <w:sz w:val="28"/>
+          <w:szCs w:val="28"/>
+        </w:rPr>
+        <w:t xml:space="preserve"> </w:t>
+      </w:r>
+      <w:proofErr w:type="spellStart"/>
+      <w:r>
+        <w:rPr>
+          <w:rFonts w:ascii="Times New Roman" w:hAnsi="Times New Roman"/>
+          <w:sz w:val="28"/>
+          <w:szCs w:val="28"/>
+        </w:rPr>
+        <w:t>включає</w:t>
+      </w:r>
+      <w:proofErr w:type="spellEnd"/>
+      <w:r>
+        <w:rPr>
+          <w:rFonts w:ascii="Times New Roman" w:hAnsi="Times New Roman"/>
+          <w:sz w:val="28"/>
+          <w:szCs w:val="28"/>
+        </w:rPr>
+        <w:t xml:space="preserve"> в себе </w:t>
+      </w:r>
+      <w:proofErr w:type="spellStart"/>
+      <w:r>
+        <w:rPr>
+          <w:rFonts w:ascii="Times New Roman" w:hAnsi="Times New Roman"/>
+          <w:sz w:val="28"/>
+          <w:szCs w:val="28"/>
+        </w:rPr>
+        <w:t>набір</w:t>
+      </w:r>
+      <w:proofErr w:type="spellEnd"/>
+      <w:r>
+        <w:rPr>
+          <w:rFonts w:ascii="Times New Roman" w:hAnsi="Times New Roman"/>
+          <w:sz w:val="28"/>
+          <w:szCs w:val="28"/>
+        </w:rPr>
+        <w:t xml:space="preserve"> </w:t>
+      </w:r>
+      <w:proofErr w:type="spellStart"/>
+      <w:r>
+        <w:rPr>
+          <w:rFonts w:ascii="Times New Roman" w:hAnsi="Times New Roman"/>
+          <w:sz w:val="28"/>
+          <w:szCs w:val="28"/>
+        </w:rPr>
+        <w:t>програмного</w:t>
+      </w:r>
+      <w:proofErr w:type="spellEnd"/>
+      <w:r>
+        <w:rPr>
+          <w:rFonts w:ascii="Times New Roman" w:hAnsi="Times New Roman"/>
+          <w:sz w:val="28"/>
+          <w:szCs w:val="28"/>
+        </w:rPr>
+        <w:t xml:space="preserve"> </w:t>
+      </w:r>
+      <w:proofErr w:type="spellStart"/>
+      <w:r>
+        <w:rPr>
+          <w:rFonts w:ascii="Times New Roman" w:hAnsi="Times New Roman"/>
+          <w:sz w:val="28"/>
+          <w:szCs w:val="28"/>
+        </w:rPr>
+        <w:t>забезпечення</w:t>
+      </w:r>
+      <w:proofErr w:type="spellEnd"/>
+      <w:r>
+        <w:rPr>
+          <w:rFonts w:ascii="Times New Roman" w:hAnsi="Times New Roman"/>
+          <w:sz w:val="28"/>
+          <w:szCs w:val="28"/>
+        </w:rPr>
+        <w:t xml:space="preserve">, </w:t>
+      </w:r>
+      <w:proofErr w:type="spellStart"/>
+      <w:r>
+        <w:rPr>
+          <w:rFonts w:ascii="Times New Roman" w:hAnsi="Times New Roman"/>
+          <w:sz w:val="28"/>
+          <w:szCs w:val="28"/>
+        </w:rPr>
+        <w:t>необхідного</w:t>
+      </w:r>
+      <w:proofErr w:type="spellEnd"/>
+      <w:r>
+        <w:rPr>
+          <w:rFonts w:ascii="Times New Roman" w:hAnsi="Times New Roman"/>
+          <w:sz w:val="28"/>
+          <w:szCs w:val="28"/>
+        </w:rPr>
+        <w:t xml:space="preserve"> для </w:t>
+      </w:r>
+      <w:proofErr w:type="spellStart"/>
+      <w:r>
+        <w:rPr>
+          <w:rFonts w:ascii="Times New Roman" w:hAnsi="Times New Roman"/>
+          <w:sz w:val="28"/>
+          <w:szCs w:val="28"/>
+        </w:rPr>
+        <w:t>ефективної</w:t>
+      </w:r>
+      <w:proofErr w:type="spellEnd"/>
+      <w:r>
+        <w:rPr>
+          <w:rFonts w:ascii="Times New Roman" w:hAnsi="Times New Roman"/>
+          <w:sz w:val="28"/>
+          <w:szCs w:val="28"/>
+        </w:rPr>
+        <w:t xml:space="preserve"> </w:t>
+      </w:r>
+      <w:proofErr w:type="spellStart"/>
+      <w:r>
+        <w:rPr>
+          <w:rFonts w:ascii="Times New Roman" w:hAnsi="Times New Roman"/>
+          <w:sz w:val="28"/>
+          <w:szCs w:val="28"/>
+        </w:rPr>
+        <w:t>роботи</w:t>
+      </w:r>
+      <w:proofErr w:type="spellEnd"/>
+      <w:r>
+        <w:rPr>
+          <w:rFonts w:ascii="Times New Roman" w:hAnsi="Times New Roman"/>
+          <w:sz w:val="28"/>
+          <w:szCs w:val="28"/>
+        </w:rPr>
+        <w:t xml:space="preserve"> з кодом. В </w:t>
+      </w:r>
+      <w:proofErr w:type="spellStart"/>
+      <w:r>
+        <w:rPr>
+          <w:rFonts w:ascii="Times New Roman" w:hAnsi="Times New Roman"/>
+          <w:sz w:val="28"/>
+          <w:szCs w:val="28"/>
+        </w:rPr>
+        <w:t>даній</w:t>
+      </w:r>
+      <w:proofErr w:type="spellEnd"/>
+      <w:r>
+        <w:rPr>
+          <w:rFonts w:ascii="Times New Roman" w:hAnsi="Times New Roman"/>
+          <w:sz w:val="28"/>
+          <w:szCs w:val="28"/>
+        </w:rPr>
+        <w:t xml:space="preserve"> </w:t>
+      </w:r>
+      <w:proofErr w:type="spellStart"/>
+      <w:r>
+        <w:rPr>
+          <w:rFonts w:ascii="Times New Roman" w:hAnsi="Times New Roman"/>
+          <w:sz w:val="28"/>
+          <w:szCs w:val="28"/>
+        </w:rPr>
+        <w:t>лабораторній</w:t>
+      </w:r>
+      <w:proofErr w:type="spellEnd"/>
+      <w:r>
+        <w:rPr>
+          <w:rFonts w:ascii="Times New Roman" w:hAnsi="Times New Roman"/>
+          <w:sz w:val="28"/>
+          <w:szCs w:val="28"/>
+        </w:rPr>
+        <w:t xml:space="preserve"> </w:t>
+      </w:r>
+      <w:proofErr w:type="spellStart"/>
+      <w:r>
+        <w:rPr>
+          <w:rFonts w:ascii="Times New Roman" w:hAnsi="Times New Roman"/>
+          <w:sz w:val="28"/>
+          <w:szCs w:val="28"/>
+        </w:rPr>
+        <w:t>роботі</w:t>
+      </w:r>
+      <w:proofErr w:type="spellEnd"/>
+      <w:r>
+        <w:rPr>
+          <w:rFonts w:ascii="Times New Roman" w:hAnsi="Times New Roman"/>
+          <w:sz w:val="28"/>
+          <w:szCs w:val="28"/>
+        </w:rPr>
+        <w:t xml:space="preserve"> </w:t>
+      </w:r>
+      <w:proofErr w:type="spellStart"/>
+      <w:r>
+        <w:rPr>
+          <w:rFonts w:ascii="Times New Roman" w:hAnsi="Times New Roman"/>
+          <w:sz w:val="28"/>
+          <w:szCs w:val="28"/>
+        </w:rPr>
+        <w:t>розглянемо</w:t>
+      </w:r>
+      <w:proofErr w:type="spellEnd"/>
+      <w:r>
+        <w:rPr>
+          <w:rFonts w:ascii="Times New Roman" w:hAnsi="Times New Roman"/>
+          <w:sz w:val="28"/>
+          <w:szCs w:val="28"/>
+        </w:rPr>
+        <w:t xml:space="preserve"> </w:t>
+      </w:r>
+      <w:proofErr w:type="spellStart"/>
+      <w:r>
+        <w:rPr>
+          <w:rFonts w:ascii="Times New Roman" w:hAnsi="Times New Roman"/>
+          <w:sz w:val="28"/>
+          <w:szCs w:val="28"/>
+        </w:rPr>
+        <w:t>встановлення</w:t>
+      </w:r>
+      <w:proofErr w:type="spellEnd"/>
+      <w:r>
+        <w:rPr>
+          <w:rFonts w:ascii="Times New Roman" w:hAnsi="Times New Roman"/>
+          <w:sz w:val="28"/>
+          <w:szCs w:val="28"/>
+        </w:rPr>
+        <w:t xml:space="preserve"> та </w:t>
+      </w:r>
+      <w:proofErr w:type="spellStart"/>
+      <w:r>
+        <w:rPr>
+          <w:rFonts w:ascii="Times New Roman" w:hAnsi="Times New Roman"/>
+          <w:sz w:val="28"/>
+          <w:szCs w:val="28"/>
+        </w:rPr>
+        <w:t>налаштування</w:t>
+      </w:r>
+      <w:proofErr w:type="spellEnd"/>
+      <w:r>
+        <w:rPr>
+          <w:rFonts w:ascii="Times New Roman" w:hAnsi="Times New Roman"/>
+          <w:sz w:val="28"/>
+          <w:szCs w:val="28"/>
+        </w:rPr>
+        <w:t xml:space="preserve"> </w:t>
+      </w:r>
+      <w:proofErr w:type="spellStart"/>
+      <w:r>
+        <w:rPr>
+          <w:rFonts w:ascii="Times New Roman" w:hAnsi="Times New Roman"/>
+          <w:sz w:val="28"/>
+          <w:szCs w:val="28"/>
+        </w:rPr>
+        <w:t>основних</w:t>
+      </w:r>
+      <w:proofErr w:type="spellEnd"/>
+      <w:r>
+        <w:rPr>
+          <w:rFonts w:ascii="Times New Roman" w:hAnsi="Times New Roman"/>
+          <w:sz w:val="28"/>
+          <w:szCs w:val="28"/>
+        </w:rPr>
+        <w:t xml:space="preserve"> </w:t>
+      </w:r>
+      <w:proofErr w:type="spellStart"/>
+      <w:r>
+        <w:rPr>
+          <w:rFonts w:ascii="Times New Roman" w:hAnsi="Times New Roman"/>
+          <w:sz w:val="28"/>
+          <w:szCs w:val="28"/>
+        </w:rPr>
+        <w:t>інструментів</w:t>
+      </w:r>
+      <w:proofErr w:type="spellEnd"/>
+      <w:r>
+        <w:rPr>
+          <w:rFonts w:ascii="Times New Roman" w:hAnsi="Times New Roman"/>
+          <w:sz w:val="28"/>
+          <w:szCs w:val="28"/>
+        </w:rPr>
+        <w:t xml:space="preserve">, </w:t>
+      </w:r>
+      <w:proofErr w:type="spellStart"/>
+      <w:r>
+        <w:rPr>
+          <w:rFonts w:ascii="Times New Roman" w:hAnsi="Times New Roman"/>
+          <w:sz w:val="28"/>
+          <w:szCs w:val="28"/>
+        </w:rPr>
+        <w:t>що</w:t>
+      </w:r>
+      <w:proofErr w:type="spellEnd"/>
+      <w:r>
+        <w:rPr>
+          <w:rFonts w:ascii="Times New Roman" w:hAnsi="Times New Roman"/>
+          <w:sz w:val="28"/>
+          <w:szCs w:val="28"/>
+        </w:rPr>
+        <w:t xml:space="preserve"> </w:t>
+      </w:r>
+      <w:proofErr w:type="spellStart"/>
+      <w:r>
+        <w:rPr>
+          <w:rFonts w:ascii="Times New Roman" w:hAnsi="Times New Roman"/>
+          <w:sz w:val="28"/>
+          <w:szCs w:val="28"/>
+        </w:rPr>
+        <w:t>використовуються</w:t>
+      </w:r>
+      <w:proofErr w:type="spellEnd"/>
+      <w:r>
+        <w:rPr>
+          <w:rFonts w:ascii="Times New Roman" w:hAnsi="Times New Roman"/>
+          <w:sz w:val="28"/>
+          <w:szCs w:val="28"/>
+        </w:rPr>
+        <w:t xml:space="preserve"> у </w:t>
+      </w:r>
+      <w:proofErr w:type="spellStart"/>
+      <w:r>
+        <w:rPr>
+          <w:rFonts w:ascii="Times New Roman" w:hAnsi="Times New Roman"/>
+          <w:sz w:val="28"/>
+          <w:szCs w:val="28"/>
+        </w:rPr>
+        <w:t>сучасній</w:t>
+      </w:r>
+      <w:proofErr w:type="spellEnd"/>
+      <w:r>
+        <w:rPr>
+          <w:rFonts w:ascii="Times New Roman" w:hAnsi="Times New Roman"/>
+          <w:sz w:val="28"/>
+          <w:szCs w:val="28"/>
+        </w:rPr>
+        <w:t xml:space="preserve"> </w:t>
+      </w:r>
+      <w:proofErr w:type="spellStart"/>
+      <w:r>
+        <w:rPr>
+          <w:rFonts w:ascii="Times New Roman" w:hAnsi="Times New Roman"/>
+          <w:sz w:val="28"/>
+          <w:szCs w:val="28"/>
+        </w:rPr>
+        <w:t>розробці</w:t>
+      </w:r>
+      <w:proofErr w:type="spellEnd"/>
+      <w:r>
+        <w:rPr>
+          <w:rFonts w:ascii="Times New Roman" w:hAnsi="Times New Roman"/>
+          <w:sz w:val="28"/>
+          <w:szCs w:val="28"/>
+        </w:rPr>
         <w:t>.</w:t>
       </w:r>
     </w:p>
     <w:p>
       <w:pPr>
         <w:spacing w:after="0" w:line="360" w:lineRule="auto"/>
-        <w:ind w:firstLine="708"/>
-        <w:jc w:val="both"/>
-        <w:rPr>
-          <w:rFonts w:ascii="Times New Roman" w:hAnsi="Times New Roman"/>
-          <w:b/>
-          <w:bCs/>
-          <w:sz w:val="28"/>
-          <w:szCs w:val="28"/>
-          <w:lang w:val="uk-UA"/>
-        </w:rPr>
-      </w:pPr>
-      <w:r>
-        <w:rPr>
-          <w:rFonts w:ascii="Times New Roman" w:hAnsi="Times New Roman"/>
-          <w:b/>
-          <w:bCs/>
-          <w:sz w:val="28"/>
-          <w:szCs w:val="28"/>
-          <w:lang w:val="uk-UA"/>
-        </w:rPr>
-        <w:t>Короткі теоретичні відомості:</w:t>
-      </w:r>
-    </w:p>
-    <w:p>
-      <w:pPr>
-        <w:spacing w:after="0" w:line="360" w:lineRule="auto"/>
         <w:ind w:firstLine="709"/>
         <w:jc w:val="both"/>
         <w:rPr>
           <w:rFonts w:ascii="Times New Roman" w:hAnsi="Times New Roman"/>
-          <w:sz w:val="28"/>
-          <w:szCs w:val="28"/>
-        </w:rPr>
-      </w:pPr>
-      <w:proofErr w:type="spellStart"/>
-      <w:r>
-        <w:rPr>
-          <w:rFonts w:ascii="Times New Roman" w:hAnsi="Times New Roman"/>
-          <w:sz w:val="28"/>
-          <w:szCs w:val="28"/>
-        </w:rPr>
-        <w:t>Робоче</w:t>
-      </w:r>
-      <w:proofErr w:type="spellEnd"/>
-      <w:r>
-        <w:rPr>
-          <w:rFonts w:ascii="Times New Roman" w:hAnsi="Times New Roman"/>
-          <w:sz w:val="28"/>
-          <w:szCs w:val="28"/>
-        </w:rPr>
-        <w:t xml:space="preserve"> </w:t>
-      </w:r>
-      <w:proofErr w:type="spellStart"/>
-      <w:r>
-        <w:rPr>
-          <w:rFonts w:ascii="Times New Roman" w:hAnsi="Times New Roman"/>
-          <w:sz w:val="28"/>
-          <w:szCs w:val="28"/>
-        </w:rPr>
-        <w:t>середовище</w:t>
-      </w:r>
-      <w:proofErr w:type="spellEnd"/>
-      <w:r>
-        <w:rPr>
-          <w:rFonts w:ascii="Times New Roman" w:hAnsi="Times New Roman"/>
-          <w:sz w:val="28"/>
-          <w:szCs w:val="28"/>
-        </w:rPr>
-        <w:t xml:space="preserve"> </w:t>
-      </w:r>
-      <w:proofErr w:type="spellStart"/>
-      <w:r>
-        <w:rPr>
-          <w:rFonts w:ascii="Times New Roman" w:hAnsi="Times New Roman"/>
-          <w:sz w:val="28"/>
-          <w:szCs w:val="28"/>
-        </w:rPr>
-        <w:t>розробника</w:t>
-      </w:r>
-      <w:proofErr w:type="spellEnd"/>
-      <w:r>
-        <w:rPr>
-          <w:rFonts w:ascii="Times New Roman" w:hAnsi="Times New Roman"/>
-          <w:sz w:val="28"/>
-          <w:szCs w:val="28"/>
-        </w:rPr>
-        <w:t xml:space="preserve"> </w:t>
-      </w:r>
-      <w:proofErr w:type="spellStart"/>
-      <w:r>
-        <w:rPr>
-          <w:rFonts w:ascii="Times New Roman" w:hAnsi="Times New Roman"/>
-          <w:sz w:val="28"/>
-          <w:szCs w:val="28"/>
-        </w:rPr>
-        <w:t>включає</w:t>
-      </w:r>
-      <w:proofErr w:type="spellEnd"/>
-      <w:r>
-        <w:rPr>
-          <w:rFonts w:ascii="Times New Roman" w:hAnsi="Times New Roman"/>
-          <w:sz w:val="28"/>
-          <w:szCs w:val="28"/>
-        </w:rPr>
-        <w:t xml:space="preserve"> в себе </w:t>
-      </w:r>
-      <w:proofErr w:type="spellStart"/>
-      <w:r>
-        <w:rPr>
-          <w:rFonts w:ascii="Times New Roman" w:hAnsi="Times New Roman"/>
-          <w:sz w:val="28"/>
-          <w:szCs w:val="28"/>
-        </w:rPr>
-        <w:t>набі</w:t>
-      </w:r>
-      <w:proofErr w:type="gramStart"/>
-      <w:r>
-        <w:rPr>
-          <w:rFonts w:ascii="Times New Roman" w:hAnsi="Times New Roman"/>
-          <w:sz w:val="28"/>
-          <w:szCs w:val="28"/>
-        </w:rPr>
-        <w:t>р</w:t>
-      </w:r>
-      <w:proofErr w:type="spellEnd"/>
-      <w:proofErr w:type="gramEnd"/>
-      <w:r>
-        <w:rPr>
-          <w:rFonts w:ascii="Times New Roman" w:hAnsi="Times New Roman"/>
-          <w:sz w:val="28"/>
-          <w:szCs w:val="28"/>
-        </w:rPr>
-        <w:t xml:space="preserve"> </w:t>
-      </w:r>
-      <w:proofErr w:type="spellStart"/>
-      <w:r>
-        <w:rPr>
-          <w:rFonts w:ascii="Times New Roman" w:hAnsi="Times New Roman"/>
-          <w:sz w:val="28"/>
-          <w:szCs w:val="28"/>
-        </w:rPr>
-        <w:t>програмного</w:t>
-      </w:r>
-      <w:proofErr w:type="spellEnd"/>
-      <w:r>
-        <w:rPr>
-          <w:rFonts w:ascii="Times New Roman" w:hAnsi="Times New Roman"/>
-          <w:sz w:val="28"/>
-          <w:szCs w:val="28"/>
-        </w:rPr>
-        <w:t xml:space="preserve"> </w:t>
-      </w:r>
-      <w:proofErr w:type="spellStart"/>
-      <w:r>
-        <w:rPr>
-          <w:rFonts w:ascii="Times New Roman" w:hAnsi="Times New Roman"/>
-          <w:sz w:val="28"/>
-          <w:szCs w:val="28"/>
-        </w:rPr>
-        <w:t>забезпечення</w:t>
-      </w:r>
-      <w:proofErr w:type="spellEnd"/>
-      <w:r>
-        <w:rPr>
-          <w:rFonts w:ascii="Times New Roman" w:hAnsi="Times New Roman"/>
-          <w:sz w:val="28"/>
-          <w:szCs w:val="28"/>
-        </w:rPr>
-        <w:t xml:space="preserve">, </w:t>
-      </w:r>
-      <w:proofErr w:type="spellStart"/>
-      <w:r>
-        <w:rPr>
-          <w:rFonts w:ascii="Times New Roman" w:hAnsi="Times New Roman"/>
-          <w:sz w:val="28"/>
-          <w:szCs w:val="28"/>
-        </w:rPr>
-        <w:t>необхідного</w:t>
-      </w:r>
-      <w:proofErr w:type="spellEnd"/>
-      <w:r>
-        <w:rPr>
-          <w:rFonts w:ascii="Times New Roman" w:hAnsi="Times New Roman"/>
-          <w:sz w:val="28"/>
-          <w:szCs w:val="28"/>
-        </w:rPr>
-        <w:t xml:space="preserve"> для </w:t>
-      </w:r>
-      <w:proofErr w:type="spellStart"/>
-      <w:r>
-        <w:rPr>
-          <w:rFonts w:ascii="Times New Roman" w:hAnsi="Times New Roman"/>
-          <w:sz w:val="28"/>
-          <w:szCs w:val="28"/>
-        </w:rPr>
-        <w:t>ефективної</w:t>
-      </w:r>
-      <w:proofErr w:type="spellEnd"/>
-      <w:r>
-        <w:rPr>
-          <w:rFonts w:ascii="Times New Roman" w:hAnsi="Times New Roman"/>
-          <w:sz w:val="28"/>
-          <w:szCs w:val="28"/>
-        </w:rPr>
-        <w:t xml:space="preserve"> </w:t>
-      </w:r>
-      <w:proofErr w:type="spellStart"/>
-      <w:r>
-        <w:rPr>
-          <w:rFonts w:ascii="Times New Roman" w:hAnsi="Times New Roman"/>
-          <w:sz w:val="28"/>
-          <w:szCs w:val="28"/>
-        </w:rPr>
-        <w:t>роботи</w:t>
-      </w:r>
-      <w:proofErr w:type="spellEnd"/>
-      <w:r>
-        <w:rPr>
-          <w:rFonts w:ascii="Times New Roman" w:hAnsi="Times New Roman"/>
-          <w:sz w:val="28"/>
-          <w:szCs w:val="28"/>
-        </w:rPr>
-        <w:t xml:space="preserve"> з кодом. </w:t>
-      </w:r>
-      <w:proofErr w:type="gramStart"/>
-      <w:r>
-        <w:rPr>
-          <w:rFonts w:ascii="Times New Roman" w:hAnsi="Times New Roman"/>
-          <w:sz w:val="28"/>
-          <w:szCs w:val="28"/>
-        </w:rPr>
-        <w:t>В</w:t>
-      </w:r>
-      <w:proofErr w:type="gramEnd"/>
-      <w:r>
-        <w:rPr>
-          <w:rFonts w:ascii="Times New Roman" w:hAnsi="Times New Roman"/>
-          <w:sz w:val="28"/>
-          <w:szCs w:val="28"/>
-        </w:rPr>
-        <w:t xml:space="preserve"> </w:t>
-      </w:r>
-      <w:proofErr w:type="spellStart"/>
-      <w:r>
-        <w:rPr>
-          <w:rFonts w:ascii="Times New Roman" w:hAnsi="Times New Roman"/>
-          <w:sz w:val="28"/>
-          <w:szCs w:val="28"/>
-        </w:rPr>
-        <w:t>даній</w:t>
-      </w:r>
-      <w:proofErr w:type="spellEnd"/>
-      <w:r>
-        <w:rPr>
-          <w:rFonts w:ascii="Times New Roman" w:hAnsi="Times New Roman"/>
-          <w:sz w:val="28"/>
-          <w:szCs w:val="28"/>
-        </w:rPr>
-        <w:t xml:space="preserve"> </w:t>
-      </w:r>
-      <w:proofErr w:type="spellStart"/>
-      <w:r>
-        <w:rPr>
-          <w:rFonts w:ascii="Times New Roman" w:hAnsi="Times New Roman"/>
-          <w:sz w:val="28"/>
-          <w:szCs w:val="28"/>
-        </w:rPr>
-        <w:t>лабораторній</w:t>
-      </w:r>
-      <w:proofErr w:type="spellEnd"/>
-      <w:r>
-        <w:rPr>
-          <w:rFonts w:ascii="Times New Roman" w:hAnsi="Times New Roman"/>
-          <w:sz w:val="28"/>
-          <w:szCs w:val="28"/>
-        </w:rPr>
-        <w:t xml:space="preserve"> </w:t>
-      </w:r>
-      <w:proofErr w:type="spellStart"/>
-      <w:r>
-        <w:rPr>
-          <w:rFonts w:ascii="Times New Roman" w:hAnsi="Times New Roman"/>
-          <w:sz w:val="28"/>
-          <w:szCs w:val="28"/>
-        </w:rPr>
-        <w:t>роботі</w:t>
-      </w:r>
-      <w:proofErr w:type="spellEnd"/>
-      <w:r>
-        <w:rPr>
-          <w:rFonts w:ascii="Times New Roman" w:hAnsi="Times New Roman"/>
-          <w:sz w:val="28"/>
-          <w:szCs w:val="28"/>
-        </w:rPr>
-        <w:t xml:space="preserve"> </w:t>
-      </w:r>
-      <w:proofErr w:type="spellStart"/>
-      <w:r>
-        <w:rPr>
-          <w:rFonts w:ascii="Times New Roman" w:hAnsi="Times New Roman"/>
-          <w:sz w:val="28"/>
-          <w:szCs w:val="28"/>
-        </w:rPr>
-        <w:t>розглянемо</w:t>
-      </w:r>
-      <w:proofErr w:type="spellEnd"/>
-      <w:r>
-        <w:rPr>
-          <w:rFonts w:ascii="Times New Roman" w:hAnsi="Times New Roman"/>
-          <w:sz w:val="28"/>
-          <w:szCs w:val="28"/>
-        </w:rPr>
-        <w:t xml:space="preserve"> </w:t>
-      </w:r>
-      <w:proofErr w:type="spellStart"/>
-      <w:r>
-        <w:rPr>
-          <w:rFonts w:ascii="Times New Roman" w:hAnsi="Times New Roman"/>
-          <w:sz w:val="28"/>
-          <w:szCs w:val="28"/>
-        </w:rPr>
-        <w:t>встановлення</w:t>
-      </w:r>
-      <w:proofErr w:type="spellEnd"/>
-      <w:r>
-        <w:rPr>
-          <w:rFonts w:ascii="Times New Roman" w:hAnsi="Times New Roman"/>
-          <w:sz w:val="28"/>
-          <w:szCs w:val="28"/>
-        </w:rPr>
-        <w:t xml:space="preserve"> та </w:t>
-      </w:r>
-      <w:proofErr w:type="spellStart"/>
-      <w:r>
-        <w:rPr>
-          <w:rFonts w:ascii="Times New Roman" w:hAnsi="Times New Roman"/>
-          <w:sz w:val="28"/>
-          <w:szCs w:val="28"/>
-        </w:rPr>
-        <w:t>налаштування</w:t>
-      </w:r>
-      <w:proofErr w:type="spellEnd"/>
-      <w:r>
-        <w:rPr>
-          <w:rFonts w:ascii="Times New Roman" w:hAnsi="Times New Roman"/>
-          <w:sz w:val="28"/>
-          <w:szCs w:val="28"/>
-        </w:rPr>
-        <w:t xml:space="preserve"> </w:t>
-      </w:r>
-      <w:proofErr w:type="spellStart"/>
-      <w:r>
-        <w:rPr>
-          <w:rFonts w:ascii="Times New Roman" w:hAnsi="Times New Roman"/>
-          <w:sz w:val="28"/>
-          <w:szCs w:val="28"/>
-        </w:rPr>
-        <w:t>основних</w:t>
-      </w:r>
-      <w:proofErr w:type="spellEnd"/>
-      <w:r>
-        <w:rPr>
-          <w:rFonts w:ascii="Times New Roman" w:hAnsi="Times New Roman"/>
-          <w:sz w:val="28"/>
-          <w:szCs w:val="28"/>
-        </w:rPr>
-        <w:t xml:space="preserve"> </w:t>
-      </w:r>
-      <w:proofErr w:type="spellStart"/>
-      <w:r>
-        <w:rPr>
-          <w:rFonts w:ascii="Times New Roman" w:hAnsi="Times New Roman"/>
-          <w:sz w:val="28"/>
-          <w:szCs w:val="28"/>
-        </w:rPr>
-        <w:t>інструментів</w:t>
-      </w:r>
-      <w:proofErr w:type="spellEnd"/>
-      <w:r>
-        <w:rPr>
-          <w:rFonts w:ascii="Times New Roman" w:hAnsi="Times New Roman"/>
-          <w:sz w:val="28"/>
-          <w:szCs w:val="28"/>
-        </w:rPr>
-        <w:t xml:space="preserve">, </w:t>
-      </w:r>
-      <w:proofErr w:type="spellStart"/>
-      <w:r>
-        <w:rPr>
-          <w:rFonts w:ascii="Times New Roman" w:hAnsi="Times New Roman"/>
-          <w:sz w:val="28"/>
-          <w:szCs w:val="28"/>
-        </w:rPr>
-        <w:t>що</w:t>
-      </w:r>
-      <w:proofErr w:type="spellEnd"/>
-      <w:r>
-        <w:rPr>
-          <w:rFonts w:ascii="Times New Roman" w:hAnsi="Times New Roman"/>
-          <w:sz w:val="28"/>
-          <w:szCs w:val="28"/>
-        </w:rPr>
-        <w:t xml:space="preserve"> </w:t>
-      </w:r>
-      <w:proofErr w:type="spellStart"/>
-      <w:r>
-        <w:rPr>
-          <w:rFonts w:ascii="Times New Roman" w:hAnsi="Times New Roman"/>
-          <w:sz w:val="28"/>
-          <w:szCs w:val="28"/>
-        </w:rPr>
-        <w:t>використовуються</w:t>
-      </w:r>
-      <w:proofErr w:type="spellEnd"/>
-      <w:r>
-        <w:rPr>
-          <w:rFonts w:ascii="Times New Roman" w:hAnsi="Times New Roman"/>
-          <w:sz w:val="28"/>
-          <w:szCs w:val="28"/>
-        </w:rPr>
-        <w:t xml:space="preserve"> у </w:t>
-      </w:r>
-      <w:proofErr w:type="spellStart"/>
-      <w:r>
-        <w:rPr>
-          <w:rFonts w:ascii="Times New Roman" w:hAnsi="Times New Roman"/>
-          <w:sz w:val="28"/>
-          <w:szCs w:val="28"/>
-        </w:rPr>
-        <w:t>сучасній</w:t>
-      </w:r>
-      <w:proofErr w:type="spellEnd"/>
-      <w:r>
-        <w:rPr>
-          <w:rFonts w:ascii="Times New Roman" w:hAnsi="Times New Roman"/>
-          <w:sz w:val="28"/>
-          <w:szCs w:val="28"/>
-        </w:rPr>
-        <w:t xml:space="preserve"> </w:t>
-      </w:r>
-      <w:proofErr w:type="spellStart"/>
-      <w:r>
-        <w:rPr>
-          <w:rFonts w:ascii="Times New Roman" w:hAnsi="Times New Roman"/>
-          <w:sz w:val="28"/>
-          <w:szCs w:val="28"/>
-        </w:rPr>
-        <w:t>розробці</w:t>
-      </w:r>
-      <w:proofErr w:type="spellEnd"/>
-      <w:r>
-        <w:rPr>
-          <w:rFonts w:ascii="Times New Roman" w:hAnsi="Times New Roman"/>
-          <w:sz w:val="28"/>
-          <w:szCs w:val="28"/>
-        </w:rPr>
-        <w:t>.</w:t>
-      </w:r>
-    </w:p>
-    <w:p>
-      <w:pPr>
-        <w:spacing w:after="0" w:line="360" w:lineRule="auto"/>
-        <w:ind w:firstLine="709"/>
-        <w:jc w:val="both"/>
-        <w:rPr>
-          <w:rFonts w:ascii="Times New Roman" w:hAnsi="Times New Roman"/>
           <w:b/>
           <w:bCs/>
           <w:sz w:val="28"/>
@@ -1096,21 +1048,9 @@
           <w:sz w:val="28"/>
           <w:szCs w:val="28"/>
         </w:rPr>
-        <w:t>Необхі</w:t>
-      </w:r>
-      <w:proofErr w:type="gramStart"/>
-      <w:r>
-        <w:rPr>
-          <w:rFonts w:ascii="Times New Roman" w:hAnsi="Times New Roman"/>
-          <w:b/>
-          <w:bCs/>
-          <w:sz w:val="28"/>
-          <w:szCs w:val="28"/>
-        </w:rPr>
-        <w:t>дне</w:t>
-      </w:r>
-      <w:proofErr w:type="spellEnd"/>
-      <w:proofErr w:type="gramEnd"/>
+        <w:t>Необхідне</w:t>
+      </w:r>
+      <w:proofErr w:type="spellEnd"/>
       <w:r>
         <w:rPr>
           <w:rFonts w:ascii="Times New Roman" w:hAnsi="Times New Roman"/>
@@ -1492,19 +1432,9 @@
           <w:sz w:val="28"/>
           <w:szCs w:val="28"/>
         </w:rPr>
-        <w:t>модулі</w:t>
-      </w:r>
-      <w:proofErr w:type="gramStart"/>
-      <w:r>
-        <w:rPr>
-          <w:rFonts w:ascii="Times New Roman" w:hAnsi="Times New Roman"/>
-          <w:sz w:val="28"/>
-          <w:szCs w:val="28"/>
-        </w:rPr>
-        <w:t>в</w:t>
-      </w:r>
-      <w:proofErr w:type="spellEnd"/>
-      <w:proofErr w:type="gramEnd"/>
+        <w:t>модулів</w:t>
+      </w:r>
+      <w:proofErr w:type="spellEnd"/>
       <w:r>
         <w:rPr>
           <w:rFonts w:ascii="Times New Roman" w:hAnsi="Times New Roman"/>
@@ -1656,23 +1586,13 @@
         </w:rPr>
       </w:pPr>
       <w:proofErr w:type="spellStart"/>
-      <w:proofErr w:type="gramStart"/>
-      <w:r>
-        <w:rPr>
-          <w:rFonts w:ascii="Times New Roman" w:hAnsi="Times New Roman"/>
-          <w:sz w:val="28"/>
-          <w:szCs w:val="28"/>
-        </w:rPr>
-        <w:t>Перев</w:t>
-      </w:r>
-      <w:proofErr w:type="gramEnd"/>
-      <w:r>
-        <w:rPr>
-          <w:rFonts w:ascii="Times New Roman" w:hAnsi="Times New Roman"/>
-          <w:sz w:val="28"/>
-          <w:szCs w:val="28"/>
-        </w:rPr>
-        <w:t>ірити</w:t>
+      <w:r>
+        <w:rPr>
+          <w:rFonts w:ascii="Times New Roman" w:hAnsi="Times New Roman"/>
+          <w:sz w:val="28"/>
+          <w:szCs w:val="28"/>
+        </w:rPr>
+        <w:t>Перевірити</w:t>
       </w:r>
       <w:proofErr w:type="spellEnd"/>
       <w:r>
@@ -1965,25 +1885,7 @@
           <w:sz w:val="28"/>
           <w:szCs w:val="28"/>
         </w:rPr>
-        <w:t xml:space="preserve"> </w:t>
-      </w:r>
-      <w:proofErr w:type="gramStart"/>
-      <w:r>
-        <w:rPr>
-          <w:rFonts w:ascii="Times New Roman" w:hAnsi="Times New Roman"/>
-          <w:sz w:val="28"/>
-          <w:szCs w:val="28"/>
-        </w:rPr>
-        <w:t>в</w:t>
-      </w:r>
-      <w:proofErr w:type="gramEnd"/>
-      <w:r>
-        <w:rPr>
-          <w:rFonts w:ascii="Times New Roman" w:hAnsi="Times New Roman"/>
-          <w:sz w:val="28"/>
-          <w:szCs w:val="28"/>
-        </w:rPr>
-        <w:t xml:space="preserve"> </w:t>
+        <w:t xml:space="preserve"> в </w:t>
       </w:r>
       <w:proofErr w:type="spellStart"/>
       <w:r>
@@ -2128,23 +2030,13 @@
         </w:rPr>
       </w:pPr>
       <w:proofErr w:type="spellStart"/>
-      <w:proofErr w:type="gramStart"/>
-      <w:r>
-        <w:rPr>
-          <w:rFonts w:ascii="Times New Roman" w:hAnsi="Times New Roman"/>
-          <w:sz w:val="28"/>
-          <w:szCs w:val="28"/>
-        </w:rPr>
-        <w:t>Перев</w:t>
-      </w:r>
-      <w:proofErr w:type="gramEnd"/>
-      <w:r>
-        <w:rPr>
-          <w:rFonts w:ascii="Times New Roman" w:hAnsi="Times New Roman"/>
-          <w:sz w:val="28"/>
-          <w:szCs w:val="28"/>
-        </w:rPr>
-        <w:t>ірити</w:t>
+      <w:r>
+        <w:rPr>
+          <w:rFonts w:ascii="Times New Roman" w:hAnsi="Times New Roman"/>
+          <w:sz w:val="28"/>
+          <w:szCs w:val="28"/>
+        </w:rPr>
+        <w:t>Перевірити</w:t>
       </w:r>
       <w:proofErr w:type="spellEnd"/>
       <w:r>
@@ -2440,23 +2332,13 @@
         <w:t xml:space="preserve"> </w:t>
       </w:r>
       <w:proofErr w:type="spellStart"/>
-      <w:proofErr w:type="gramStart"/>
-      <w:r>
-        <w:rPr>
-          <w:rFonts w:ascii="Times New Roman" w:hAnsi="Times New Roman"/>
-          <w:sz w:val="28"/>
-          <w:szCs w:val="28"/>
-        </w:rPr>
-        <w:t>п</w:t>
-      </w:r>
-      <w:proofErr w:type="gramEnd"/>
-      <w:r>
-        <w:rPr>
-          <w:rFonts w:ascii="Times New Roman" w:hAnsi="Times New Roman"/>
-          <w:sz w:val="28"/>
-          <w:szCs w:val="28"/>
-        </w:rPr>
-        <w:t>ідтримує</w:t>
+      <w:r>
+        <w:rPr>
+          <w:rFonts w:ascii="Times New Roman" w:hAnsi="Times New Roman"/>
+          <w:sz w:val="28"/>
+          <w:szCs w:val="28"/>
+        </w:rPr>
+        <w:t>підтримує</w:t>
       </w:r>
       <w:proofErr w:type="spellEnd"/>
       <w:r>
@@ -2677,23 +2559,13 @@
         </w:rPr>
       </w:pPr>
       <w:proofErr w:type="spellStart"/>
-      <w:proofErr w:type="gramStart"/>
-      <w:r>
-        <w:rPr>
-          <w:rFonts w:ascii="Times New Roman" w:hAnsi="Times New Roman"/>
-          <w:sz w:val="28"/>
-          <w:szCs w:val="28"/>
-        </w:rPr>
-        <w:t>П</w:t>
-      </w:r>
-      <w:proofErr w:type="gramEnd"/>
-      <w:r>
-        <w:rPr>
-          <w:rFonts w:ascii="Times New Roman" w:hAnsi="Times New Roman"/>
-          <w:sz w:val="28"/>
-          <w:szCs w:val="28"/>
-        </w:rPr>
-        <w:t>ідтримує</w:t>
+      <w:r>
+        <w:rPr>
+          <w:rFonts w:ascii="Times New Roman" w:hAnsi="Times New Roman"/>
+          <w:sz w:val="28"/>
+          <w:szCs w:val="28"/>
+        </w:rPr>
+        <w:t>Підтримує</w:t>
       </w:r>
       <w:proofErr w:type="spellEnd"/>
       <w:r>
@@ -2952,25 +2824,7 @@
           <w:sz w:val="28"/>
           <w:szCs w:val="28"/>
         </w:rPr>
-        <w:t xml:space="preserve"> – </w:t>
-      </w:r>
-      <w:proofErr w:type="gramStart"/>
-      <w:r>
-        <w:rPr>
-          <w:rFonts w:ascii="Times New Roman" w:hAnsi="Times New Roman"/>
-          <w:sz w:val="28"/>
-          <w:szCs w:val="28"/>
-        </w:rPr>
-        <w:t>для</w:t>
-      </w:r>
-      <w:proofErr w:type="gramEnd"/>
-      <w:r>
-        <w:rPr>
-          <w:rFonts w:ascii="Times New Roman" w:hAnsi="Times New Roman"/>
-          <w:sz w:val="28"/>
-          <w:szCs w:val="28"/>
-        </w:rPr>
-        <w:t xml:space="preserve"> </w:t>
+        <w:t xml:space="preserve"> – для </w:t>
       </w:r>
       <w:proofErr w:type="spellStart"/>
       <w:r>
@@ -3042,25 +2896,7 @@
           <w:sz w:val="28"/>
           <w:szCs w:val="28"/>
         </w:rPr>
-        <w:t xml:space="preserve"> – для </w:t>
-      </w:r>
-      <w:proofErr w:type="gramStart"/>
-      <w:r>
-        <w:rPr>
-          <w:rFonts w:ascii="Times New Roman" w:hAnsi="Times New Roman"/>
-          <w:sz w:val="28"/>
-          <w:szCs w:val="28"/>
-        </w:rPr>
-        <w:t>автоматичного</w:t>
-      </w:r>
-      <w:proofErr w:type="gramEnd"/>
-      <w:r>
-        <w:rPr>
-          <w:rFonts w:ascii="Times New Roman" w:hAnsi="Times New Roman"/>
-          <w:sz w:val="28"/>
-          <w:szCs w:val="28"/>
-        </w:rPr>
-        <w:t xml:space="preserve"> </w:t>
+        <w:t xml:space="preserve"> – для автоматичного </w:t>
       </w:r>
       <w:proofErr w:type="spellStart"/>
       <w:r>
@@ -3299,23 +3135,13 @@
         <w:t xml:space="preserve"> </w:t>
       </w:r>
       <w:proofErr w:type="spellStart"/>
-      <w:proofErr w:type="gramStart"/>
-      <w:r>
-        <w:rPr>
-          <w:rFonts w:ascii="Times New Roman" w:hAnsi="Times New Roman"/>
-          <w:sz w:val="28"/>
-          <w:szCs w:val="28"/>
-        </w:rPr>
-        <w:t>п</w:t>
-      </w:r>
-      <w:proofErr w:type="gramEnd"/>
-      <w:r>
-        <w:rPr>
-          <w:rFonts w:ascii="Times New Roman" w:hAnsi="Times New Roman"/>
-          <w:sz w:val="28"/>
-          <w:szCs w:val="28"/>
-        </w:rPr>
-        <w:t>ідтвердити</w:t>
+      <w:r>
+        <w:rPr>
+          <w:rFonts w:ascii="Times New Roman" w:hAnsi="Times New Roman"/>
+          <w:sz w:val="28"/>
+          <w:szCs w:val="28"/>
+        </w:rPr>
+        <w:t>підтвердити</w:t>
       </w:r>
       <w:proofErr w:type="spellEnd"/>
       <w:r>
@@ -3439,40 +3265,18 @@
           <w:sz w:val="28"/>
           <w:szCs w:val="28"/>
         </w:rPr>
-        <w:t>2.1</w:t>
-      </w:r>
-      <w:proofErr w:type="gramStart"/>
-      <w:r>
-        <w:rPr>
-          <w:rFonts w:ascii="Times New Roman" w:hAnsi="Times New Roman"/>
-          <w:b/>
-          <w:bCs/>
-          <w:sz w:val="28"/>
-          <w:szCs w:val="28"/>
-        </w:rPr>
-        <w:t xml:space="preserve"> </w:t>
-      </w:r>
-      <w:proofErr w:type="spellStart"/>
-      <w:r>
-        <w:rPr>
-          <w:rFonts w:ascii="Times New Roman" w:hAnsi="Times New Roman"/>
-          <w:b/>
-          <w:bCs/>
-          <w:sz w:val="28"/>
-          <w:szCs w:val="28"/>
-        </w:rPr>
-        <w:t>П</w:t>
-      </w:r>
-      <w:proofErr w:type="gramEnd"/>
-      <w:r>
-        <w:rPr>
-          <w:rFonts w:ascii="Times New Roman" w:hAnsi="Times New Roman"/>
-          <w:b/>
-          <w:bCs/>
-          <w:sz w:val="28"/>
-          <w:szCs w:val="28"/>
-        </w:rPr>
-        <w:t>еревірка</w:t>
+        <w:t xml:space="preserve">2.1 </w:t>
+      </w:r>
+      <w:proofErr w:type="spellStart"/>
+      <w:r>
+        <w:rPr>
+          <w:rFonts w:ascii="Times New Roman" w:hAnsi="Times New Roman"/>
+          <w:b/>
+          <w:bCs/>
+          <w:sz w:val="28"/>
+          <w:szCs w:val="28"/>
+        </w:rPr>
+        <w:t>Перевірка</w:t>
       </w:r>
       <w:proofErr w:type="spellEnd"/>
       <w:r>
@@ -3509,41 +3313,13 @@
           <w:szCs w:val="28"/>
         </w:rPr>
       </w:pPr>
-      <w:proofErr w:type="gramStart"/>
-      <w:r>
-        <w:rPr>
-          <w:rFonts w:ascii="Times New Roman" w:hAnsi="Times New Roman"/>
-          <w:sz w:val="28"/>
-          <w:szCs w:val="28"/>
-        </w:rPr>
-        <w:t>У</w:t>
-      </w:r>
-      <w:proofErr w:type="gramEnd"/>
-      <w:r>
-        <w:rPr>
-          <w:rFonts w:ascii="Times New Roman" w:hAnsi="Times New Roman"/>
-          <w:sz w:val="28"/>
-          <w:szCs w:val="28"/>
-        </w:rPr>
-        <w:t xml:space="preserve"> </w:t>
-      </w:r>
-      <w:proofErr w:type="gramStart"/>
-      <w:r>
-        <w:rPr>
-          <w:rFonts w:ascii="Times New Roman" w:hAnsi="Times New Roman"/>
-          <w:sz w:val="28"/>
-          <w:szCs w:val="28"/>
-        </w:rPr>
-        <w:t>командному</w:t>
-      </w:r>
-      <w:proofErr w:type="gramEnd"/>
-      <w:r>
-        <w:rPr>
-          <w:rFonts w:ascii="Times New Roman" w:hAnsi="Times New Roman"/>
-          <w:sz w:val="28"/>
-          <w:szCs w:val="28"/>
-        </w:rPr>
-        <w:t xml:space="preserve"> рядку </w:t>
+      <w:r>
+        <w:rPr>
+          <w:rFonts w:ascii="Times New Roman" w:hAnsi="Times New Roman"/>
+          <w:sz w:val="28"/>
+          <w:szCs w:val="28"/>
+        </w:rPr>
+        <w:t xml:space="preserve">У командному рядку </w:t>
       </w:r>
       <w:proofErr w:type="spellStart"/>
       <w:r>
@@ -3766,40 +3542,18 @@
           <w:sz w:val="28"/>
           <w:szCs w:val="28"/>
         </w:rPr>
-        <w:t>2.2</w:t>
-      </w:r>
-      <w:proofErr w:type="gramStart"/>
-      <w:r>
-        <w:rPr>
-          <w:rFonts w:ascii="Times New Roman" w:hAnsi="Times New Roman"/>
-          <w:b/>
-          <w:bCs/>
-          <w:sz w:val="28"/>
-          <w:szCs w:val="28"/>
-        </w:rPr>
-        <w:t xml:space="preserve"> </w:t>
-      </w:r>
-      <w:proofErr w:type="spellStart"/>
-      <w:r>
-        <w:rPr>
-          <w:rFonts w:ascii="Times New Roman" w:hAnsi="Times New Roman"/>
-          <w:b/>
-          <w:bCs/>
-          <w:sz w:val="28"/>
-          <w:szCs w:val="28"/>
-        </w:rPr>
-        <w:t>П</w:t>
-      </w:r>
-      <w:proofErr w:type="gramEnd"/>
-      <w:r>
-        <w:rPr>
-          <w:rFonts w:ascii="Times New Roman" w:hAnsi="Times New Roman"/>
-          <w:b/>
-          <w:bCs/>
-          <w:sz w:val="28"/>
-          <w:szCs w:val="28"/>
-        </w:rPr>
-        <w:t>еревірка</w:t>
+        <w:t xml:space="preserve">2.2 </w:t>
+      </w:r>
+      <w:proofErr w:type="spellStart"/>
+      <w:r>
+        <w:rPr>
+          <w:rFonts w:ascii="Times New Roman" w:hAnsi="Times New Roman"/>
+          <w:b/>
+          <w:bCs/>
+          <w:sz w:val="28"/>
+          <w:szCs w:val="28"/>
+        </w:rPr>
+        <w:t>Перевірка</w:t>
       </w:r>
       <w:proofErr w:type="spellEnd"/>
       <w:r>
@@ -3836,41 +3590,13 @@
           <w:szCs w:val="28"/>
         </w:rPr>
       </w:pPr>
-      <w:proofErr w:type="gramStart"/>
-      <w:r>
-        <w:rPr>
-          <w:rFonts w:ascii="Times New Roman" w:hAnsi="Times New Roman"/>
-          <w:sz w:val="28"/>
-          <w:szCs w:val="28"/>
-        </w:rPr>
-        <w:t>У</w:t>
-      </w:r>
-      <w:proofErr w:type="gramEnd"/>
-      <w:r>
-        <w:rPr>
-          <w:rFonts w:ascii="Times New Roman" w:hAnsi="Times New Roman"/>
-          <w:sz w:val="28"/>
-          <w:szCs w:val="28"/>
-        </w:rPr>
-        <w:t xml:space="preserve"> </w:t>
-      </w:r>
-      <w:proofErr w:type="gramStart"/>
-      <w:r>
-        <w:rPr>
-          <w:rFonts w:ascii="Times New Roman" w:hAnsi="Times New Roman"/>
-          <w:sz w:val="28"/>
-          <w:szCs w:val="28"/>
-        </w:rPr>
-        <w:t>командному</w:t>
-      </w:r>
-      <w:proofErr w:type="gramEnd"/>
-      <w:r>
-        <w:rPr>
-          <w:rFonts w:ascii="Times New Roman" w:hAnsi="Times New Roman"/>
-          <w:sz w:val="28"/>
-          <w:szCs w:val="28"/>
-        </w:rPr>
-        <w:t xml:space="preserve"> рядку </w:t>
+      <w:r>
+        <w:rPr>
+          <w:rFonts w:ascii="Times New Roman" w:hAnsi="Times New Roman"/>
+          <w:sz w:val="28"/>
+          <w:szCs w:val="28"/>
+        </w:rPr>
+        <w:t xml:space="preserve">У командному рядку </w:t>
       </w:r>
       <w:proofErr w:type="spellStart"/>
       <w:r>
@@ -4067,29 +3793,7 @@
           <w:sz w:val="28"/>
           <w:szCs w:val="28"/>
         </w:rPr>
-        <w:t xml:space="preserve"> </w:t>
-      </w:r>
-      <w:proofErr w:type="gramStart"/>
-      <w:r>
-        <w:rPr>
-          <w:rFonts w:ascii="Times New Roman" w:hAnsi="Times New Roman"/>
-          <w:b/>
-          <w:bCs/>
-          <w:sz w:val="28"/>
-          <w:szCs w:val="28"/>
-        </w:rPr>
-        <w:t>тестового</w:t>
-      </w:r>
-      <w:proofErr w:type="gramEnd"/>
-      <w:r>
-        <w:rPr>
-          <w:rFonts w:ascii="Times New Roman" w:hAnsi="Times New Roman"/>
-          <w:b/>
-          <w:bCs/>
-          <w:sz w:val="28"/>
-          <w:szCs w:val="28"/>
-        </w:rPr>
-        <w:t xml:space="preserve"> скрипту</w:t>
+        <w:t xml:space="preserve"> тестового скрипту</w:t>
       </w:r>
     </w:p>
     <w:p>
@@ -4414,29 +4118,7 @@
           <w:sz w:val="28"/>
           <w:szCs w:val="28"/>
         </w:rPr>
-        <w:t>3.2 Запу</w:t>
-      </w:r>
-      <w:proofErr w:type="gramStart"/>
-      <w:r>
-        <w:rPr>
-          <w:rFonts w:ascii="Times New Roman" w:hAnsi="Times New Roman"/>
-          <w:b/>
-          <w:bCs/>
-          <w:sz w:val="28"/>
-          <w:szCs w:val="28"/>
-        </w:rPr>
-        <w:t>ск скр</w:t>
-      </w:r>
-      <w:proofErr w:type="gramEnd"/>
-      <w:r>
-        <w:rPr>
-          <w:rFonts w:ascii="Times New Roman" w:hAnsi="Times New Roman"/>
-          <w:b/>
-          <w:bCs/>
-          <w:sz w:val="28"/>
-          <w:szCs w:val="28"/>
-        </w:rPr>
-        <w:t>ипту у Node.js</w:t>
+        <w:t>3.2 Запуск скрипту у Node.js</w:t>
       </w:r>
     </w:p>
     <w:p>
@@ -4484,43 +4166,7 @@
           <w:sz w:val="28"/>
           <w:szCs w:val="28"/>
         </w:rPr>
-        <w:t xml:space="preserve"> рядок, переходимо </w:t>
-      </w:r>
-      <w:proofErr w:type="gramStart"/>
-      <w:r>
-        <w:rPr>
-          <w:rFonts w:ascii="Times New Roman" w:hAnsi="Times New Roman"/>
-          <w:sz w:val="28"/>
-          <w:szCs w:val="28"/>
-        </w:rPr>
-        <w:t>до</w:t>
-      </w:r>
-      <w:proofErr w:type="gramEnd"/>
-      <w:r>
-        <w:rPr>
-          <w:rFonts w:ascii="Times New Roman" w:hAnsi="Times New Roman"/>
-          <w:sz w:val="28"/>
-          <w:szCs w:val="28"/>
-        </w:rPr>
-        <w:t xml:space="preserve"> </w:t>
-      </w:r>
-      <w:proofErr w:type="gramStart"/>
-      <w:r>
-        <w:rPr>
-          <w:rFonts w:ascii="Times New Roman" w:hAnsi="Times New Roman"/>
-          <w:sz w:val="28"/>
-          <w:szCs w:val="28"/>
-        </w:rPr>
-        <w:t>каталогу</w:t>
-      </w:r>
-      <w:proofErr w:type="gramEnd"/>
-      <w:r>
-        <w:rPr>
-          <w:rFonts w:ascii="Times New Roman" w:hAnsi="Times New Roman"/>
-          <w:sz w:val="28"/>
-          <w:szCs w:val="28"/>
-        </w:rPr>
-        <w:t xml:space="preserve">, де </w:t>
+        <w:t xml:space="preserve"> рядок, переходимо до каталогу, де </w:t>
       </w:r>
       <w:proofErr w:type="spellStart"/>
       <w:r>
@@ -4772,29 +4418,7 @@
           <w:sz w:val="28"/>
           <w:szCs w:val="28"/>
         </w:rPr>
-        <w:t xml:space="preserve"> </w:t>
-      </w:r>
-      <w:proofErr w:type="gramStart"/>
-      <w:r>
-        <w:rPr>
-          <w:rFonts w:ascii="Times New Roman" w:hAnsi="Times New Roman"/>
-          <w:b/>
-          <w:bCs/>
-          <w:sz w:val="28"/>
-          <w:szCs w:val="28"/>
-        </w:rPr>
-        <w:t>локального</w:t>
-      </w:r>
-      <w:proofErr w:type="gramEnd"/>
-      <w:r>
-        <w:rPr>
-          <w:rFonts w:ascii="Times New Roman" w:hAnsi="Times New Roman"/>
-          <w:b/>
-          <w:bCs/>
-          <w:sz w:val="28"/>
-          <w:szCs w:val="28"/>
-        </w:rPr>
-        <w:t xml:space="preserve"> </w:t>
+        <w:t xml:space="preserve"> локального </w:t>
       </w:r>
       <w:proofErr w:type="spellStart"/>
       <w:r>
@@ -4820,41 +4444,13 @@
           <w:szCs w:val="28"/>
         </w:rPr>
       </w:pPr>
-      <w:proofErr w:type="gramStart"/>
-      <w:r>
-        <w:rPr>
-          <w:rFonts w:ascii="Times New Roman" w:hAnsi="Times New Roman"/>
-          <w:sz w:val="28"/>
-          <w:szCs w:val="28"/>
-        </w:rPr>
-        <w:t>У</w:t>
-      </w:r>
-      <w:proofErr w:type="gramEnd"/>
-      <w:r>
-        <w:rPr>
-          <w:rFonts w:ascii="Times New Roman" w:hAnsi="Times New Roman"/>
-          <w:sz w:val="28"/>
-          <w:szCs w:val="28"/>
-        </w:rPr>
-        <w:t xml:space="preserve"> </w:t>
-      </w:r>
-      <w:proofErr w:type="gramStart"/>
-      <w:r>
-        <w:rPr>
-          <w:rFonts w:ascii="Times New Roman" w:hAnsi="Times New Roman"/>
-          <w:sz w:val="28"/>
-          <w:szCs w:val="28"/>
-        </w:rPr>
-        <w:t>командному</w:t>
-      </w:r>
-      <w:proofErr w:type="gramEnd"/>
-      <w:r>
-        <w:rPr>
-          <w:rFonts w:ascii="Times New Roman" w:hAnsi="Times New Roman"/>
-          <w:sz w:val="28"/>
-          <w:szCs w:val="28"/>
-        </w:rPr>
-        <w:t xml:space="preserve"> рядку </w:t>
+      <w:r>
+        <w:rPr>
+          <w:rFonts w:ascii="Times New Roman" w:hAnsi="Times New Roman"/>
+          <w:sz w:val="28"/>
+          <w:szCs w:val="28"/>
+        </w:rPr>
+        <w:t xml:space="preserve">У командному рядку </w:t>
       </w:r>
       <w:proofErr w:type="spellStart"/>
       <w:r>
@@ -5242,27 +4838,15 @@
         <w:t xml:space="preserve">4.4 </w:t>
       </w:r>
       <w:proofErr w:type="spellStart"/>
-      <w:proofErr w:type="gramStart"/>
-      <w:r>
-        <w:rPr>
-          <w:rFonts w:ascii="Times New Roman" w:hAnsi="Times New Roman"/>
-          <w:b/>
-          <w:bCs/>
-          <w:sz w:val="28"/>
-          <w:szCs w:val="28"/>
-        </w:rPr>
-        <w:t>П</w:t>
-      </w:r>
-      <w:proofErr w:type="gramEnd"/>
-      <w:r>
-        <w:rPr>
-          <w:rFonts w:ascii="Times New Roman" w:hAnsi="Times New Roman"/>
-          <w:b/>
-          <w:bCs/>
-          <w:sz w:val="28"/>
-          <w:szCs w:val="28"/>
-        </w:rPr>
-        <w:t>ідключення</w:t>
+      <w:r>
+        <w:rPr>
+          <w:rFonts w:ascii="Times New Roman" w:hAnsi="Times New Roman"/>
+          <w:b/>
+          <w:bCs/>
+          <w:sz w:val="28"/>
+          <w:szCs w:val="28"/>
+        </w:rPr>
+        <w:t>Підключення</w:t>
       </w:r>
       <w:proofErr w:type="spellEnd"/>
       <w:r>
@@ -5615,23 +5199,13 @@
         <w:t xml:space="preserve"> </w:t>
       </w:r>
       <w:proofErr w:type="spellStart"/>
-      <w:proofErr w:type="gramStart"/>
-      <w:r>
-        <w:rPr>
-          <w:rFonts w:ascii="Times New Roman" w:hAnsi="Times New Roman"/>
-          <w:sz w:val="28"/>
-          <w:szCs w:val="28"/>
-        </w:rPr>
-        <w:t>перев</w:t>
-      </w:r>
-      <w:proofErr w:type="gramEnd"/>
-      <w:r>
-        <w:rPr>
-          <w:rFonts w:ascii="Times New Roman" w:hAnsi="Times New Roman"/>
-          <w:sz w:val="28"/>
-          <w:szCs w:val="28"/>
-        </w:rPr>
-        <w:t>ірено</w:t>
+      <w:r>
+        <w:rPr>
+          <w:rFonts w:ascii="Times New Roman" w:hAnsi="Times New Roman"/>
+          <w:sz w:val="28"/>
+          <w:szCs w:val="28"/>
+        </w:rPr>
+        <w:t>перевірено</w:t>
       </w:r>
       <w:proofErr w:type="spellEnd"/>
       <w:r>
@@ -5879,6 +5453,30 @@
         </w:rPr>
         <w:t xml:space="preserve">Посилання на репозиторій - </w:t>
       </w:r>
+      <w:hyperlink r:id="rId14" w:history="1">
+        <w:r>
+          <w:rPr>
+            <w:rStyle w:val="a3"/>
+            <w:sz w:val="28"/>
+            <w:szCs w:val="28"/>
+            <w:lang w:val="uk-UA"/>
+          </w:rPr>
+          <w:t>https://github.com/AndrewOny/TestLabs</w:t>
+        </w:r>
+      </w:hyperlink>
+    </w:p>
+    <w:p>
+      <w:pPr>
+        <w:pStyle w:val="a4"/>
+        <w:spacing w:before="0" w:beforeAutospacing="0" w:after="0" w:afterAutospacing="0" w:line="360" w:lineRule="auto"/>
+        <w:ind w:left="709"/>
+        <w:jc w:val="both"/>
+        <w:rPr>
+          <w:sz w:val="28"/>
+          <w:szCs w:val="28"/>
+          <w:lang w:val="uk-UA"/>
+        </w:rPr>
+      </w:pPr>
       <w:bookmarkStart w:id="0" w:name="_GoBack"/>
       <w:bookmarkEnd w:id="0"/>
     </w:p>
@@ -7115,7 +6713,7 @@
   <a:extraClrSchemeLst/>
   <a:extLst>
     <a:ext uri="{05A4C25C-085E-4340-85A3-A5531E510DB2}">
-      <thm15:themeFamily xmlns="" xmlns:thm15="http://schemas.microsoft.com/office/thememl/2012/main" name="Office Theme" id="{62F939B6-93AF-4DB8-9C6B-D6C7DFDC589F}" vid="{4A3C46E8-61CC-4603-A589-7422A47A8E4A}"/>
+      <thm15:themeFamily xmlns:thm15="http://schemas.microsoft.com/office/thememl/2012/main" xmlns="" name="Office Theme" id="{62F939B6-93AF-4DB8-9C6B-D6C7DFDC589F}" vid="{4A3C46E8-61CC-4603-A589-7422A47A8E4A}"/>
     </a:ext>
   </a:extLst>
 </a:theme>
